--- a/onismeret_pszm.docx
+++ b/onismeret_pszm.docx
@@ -36,6 +36,13 @@
     </w:p>
     <w:sdt>
       <w:sdtPr>
+        <w:rPr>
+          <w:rFonts w:asciiTheme="minorHAnsi" w:eastAsiaTheme="minorHAnsi" w:hAnsiTheme="minorHAnsi" w:cstheme="minorBidi"/>
+          <w:color w:val="auto"/>
+          <w:sz w:val="22"/>
+          <w:szCs w:val="22"/>
+          <w:lang w:eastAsia="en-US"/>
+        </w:rPr>
         <w:id w:val="1813989989"/>
         <w:docPartObj>
           <w:docPartGallery w:val="Table of Contents"/>
@@ -44,10 +51,9 @@
       </w:sdtPr>
       <w:sdtEndPr>
         <w:rPr>
-          <w:rFonts w:ascii="Times New Roman" w:eastAsiaTheme="minorHAnsi" w:hAnsi="Times New Roman" w:cs="Times New Roman"/>
+          <w:rFonts w:ascii="Times New Roman" w:hAnsi="Times New Roman" w:cs="Times New Roman"/>
           <w:sz w:val="28"/>
           <w:szCs w:val="28"/>
-          <w:lang w:eastAsia="en-US"/>
         </w:rPr>
       </w:sdtEndPr>
       <w:sdtContent>
@@ -283,7 +289,25 @@
               <w:sz w:val="28"/>
               <w:szCs w:val="28"/>
             </w:rPr>
-            <w:t>……………………………………………</w:t>
+            <w:t>…………………………………………</w:t>
+          </w:r>
+          <w:r>
+            <w:rPr>
+              <w:rFonts w:ascii="Times New Roman" w:hAnsi="Times New Roman" w:cs="Times New Roman"/>
+              <w:color w:val="2E74B5" w:themeColor="accent1" w:themeShade="BF"/>
+              <w:sz w:val="28"/>
+              <w:szCs w:val="28"/>
+            </w:rPr>
+            <w:t>...</w:t>
+          </w:r>
+          <w:r>
+            <w:rPr>
+              <w:rFonts w:ascii="Times New Roman" w:hAnsi="Times New Roman" w:cs="Times New Roman"/>
+              <w:color w:val="2E74B5" w:themeColor="accent1" w:themeShade="BF"/>
+              <w:sz w:val="28"/>
+              <w:szCs w:val="28"/>
+            </w:rPr>
+            <w:t>…</w:t>
           </w:r>
           <w:proofErr w:type="gramEnd"/>
           <w:r>
@@ -377,8 +401,8 @@
         <w:jc w:val="left"/>
         <w:rPr>
           <w:rFonts w:ascii="Times New Roman" w:hAnsi="Times New Roman" w:cs="Times New Roman"/>
-          <w:sz w:val="28"/>
-          <w:szCs w:val="28"/>
+          <w:sz w:val="24"/>
+          <w:szCs w:val="24"/>
         </w:rPr>
       </w:pPr>
     </w:p>
@@ -405,6 +429,193 @@
     </w:p>
     <w:p>
       <w:pPr>
+        <w:jc w:val="left"/>
+        <w:rPr>
+          <w:bCs/>
+          <w:sz w:val="32"/>
+          <w:szCs w:val="32"/>
+        </w:rPr>
+      </w:pPr>
+      <w:r>
+        <w:rPr>
+          <w:rFonts w:ascii="Times New Roman" w:hAnsi="Times New Roman" w:cs="Times New Roman"/>
+          <w:bCs/>
+          <w:sz w:val="24"/>
+          <w:szCs w:val="24"/>
+        </w:rPr>
+        <w:t>Amit biztosan megtanultam az eddigi évek alatt az az, hogy ha jó eredményt akarunk elérni, akkor összhangban kell lennünk, ezt igazán ezzel a csapattal értettem meg. Középiskola 1</w:t>
+      </w:r>
+      <w:proofErr w:type="gramStart"/>
+      <w:r>
+        <w:rPr>
+          <w:rFonts w:ascii="Times New Roman" w:hAnsi="Times New Roman" w:cs="Times New Roman"/>
+          <w:bCs/>
+          <w:sz w:val="24"/>
+          <w:szCs w:val="24"/>
+        </w:rPr>
+        <w:t>.évében</w:t>
+      </w:r>
+      <w:proofErr w:type="gramEnd"/>
+      <w:r>
+        <w:rPr>
+          <w:rFonts w:ascii="Times New Roman" w:hAnsi="Times New Roman" w:cs="Times New Roman"/>
+          <w:bCs/>
+          <w:sz w:val="24"/>
+          <w:szCs w:val="24"/>
+        </w:rPr>
+        <w:t xml:space="preserve"> semmi, csapatépítés nem volt óra keretein belül. A rendes csapatépítés 2</w:t>
+      </w:r>
+      <w:proofErr w:type="gramStart"/>
+      <w:r>
+        <w:rPr>
+          <w:rFonts w:ascii="Times New Roman" w:hAnsi="Times New Roman" w:cs="Times New Roman"/>
+          <w:bCs/>
+          <w:sz w:val="24"/>
+          <w:szCs w:val="24"/>
+        </w:rPr>
+        <w:t>.évben</w:t>
+      </w:r>
+      <w:proofErr w:type="gramEnd"/>
+      <w:r>
+        <w:rPr>
+          <w:rFonts w:ascii="Times New Roman" w:hAnsi="Times New Roman" w:cs="Times New Roman"/>
+          <w:bCs/>
+          <w:sz w:val="24"/>
+          <w:szCs w:val="24"/>
+        </w:rPr>
+        <w:t xml:space="preserve"> kezdődött el, akkor egy csapatban voltam Gál Kristóffal, Sulyok Róberttel, Major Lászlóval. Nem voltunk összeszedettek, ez ki is </w:t>
+      </w:r>
+      <w:proofErr w:type="gramStart"/>
+      <w:r>
+        <w:rPr>
+          <w:rFonts w:ascii="Times New Roman" w:hAnsi="Times New Roman" w:cs="Times New Roman"/>
+          <w:bCs/>
+          <w:sz w:val="24"/>
+          <w:szCs w:val="24"/>
+        </w:rPr>
+        <w:t>derült</w:t>
+      </w:r>
+      <w:proofErr w:type="gramEnd"/>
+      <w:r>
+        <w:rPr>
+          <w:rFonts w:ascii="Times New Roman" w:hAnsi="Times New Roman" w:cs="Times New Roman"/>
+          <w:bCs/>
+          <w:sz w:val="24"/>
+          <w:szCs w:val="24"/>
+        </w:rPr>
+        <w:t xml:space="preserve"> hiszen leszerepeltünk. Kaptunk egy jóvá </w:t>
+      </w:r>
+      <w:proofErr w:type="gramStart"/>
+      <w:r>
+        <w:rPr>
+          <w:rFonts w:ascii="Times New Roman" w:hAnsi="Times New Roman" w:cs="Times New Roman"/>
+          <w:bCs/>
+          <w:sz w:val="24"/>
+          <w:szCs w:val="24"/>
+        </w:rPr>
+        <w:t>tételi ,</w:t>
+      </w:r>
+      <w:proofErr w:type="gramEnd"/>
+      <w:r>
+        <w:rPr>
+          <w:rFonts w:ascii="Times New Roman" w:hAnsi="Times New Roman" w:cs="Times New Roman"/>
+          <w:bCs/>
+          <w:sz w:val="24"/>
+          <w:szCs w:val="24"/>
+        </w:rPr>
+        <w:t>,javítási” lehetőséget, ami során a csapat együttműködésben minimálisan fejlődött., de a csapat nem volt az igazi. A 3</w:t>
+      </w:r>
+      <w:proofErr w:type="gramStart"/>
+      <w:r>
+        <w:rPr>
+          <w:rFonts w:ascii="Times New Roman" w:hAnsi="Times New Roman" w:cs="Times New Roman"/>
+          <w:bCs/>
+          <w:sz w:val="24"/>
+          <w:szCs w:val="24"/>
+        </w:rPr>
+        <w:t>.évben</w:t>
+      </w:r>
+      <w:proofErr w:type="gramEnd"/>
+      <w:r>
+        <w:rPr>
+          <w:rFonts w:ascii="Times New Roman" w:hAnsi="Times New Roman" w:cs="Times New Roman"/>
+          <w:bCs/>
+          <w:sz w:val="24"/>
+          <w:szCs w:val="24"/>
+        </w:rPr>
+        <w:t xml:space="preserve"> a másokkal kerültem egy csapatba kivéve egy valakivel(előző </w:t>
+      </w:r>
+      <w:proofErr w:type="spellStart"/>
+      <w:r>
+        <w:rPr>
+          <w:rFonts w:ascii="Times New Roman" w:hAnsi="Times New Roman" w:cs="Times New Roman"/>
+          <w:bCs/>
+          <w:sz w:val="24"/>
+          <w:szCs w:val="24"/>
+        </w:rPr>
+        <w:t>csapatbeli</w:t>
+      </w:r>
+      <w:proofErr w:type="spellEnd"/>
+      <w:r>
+        <w:rPr>
+          <w:rFonts w:ascii="Times New Roman" w:hAnsi="Times New Roman" w:cs="Times New Roman"/>
+          <w:bCs/>
+          <w:sz w:val="24"/>
+          <w:szCs w:val="24"/>
+        </w:rPr>
+        <w:t>), Gál Kristóffal, Vizi Kornéllal, Erdő Péterrel. Ebben a csapatban az első közös projektünk elején akadoztunk, de ahogy haladtunk projektekkel egyre gördülékenyebbek voltak a folyamatok. A hangulat, az összhang, a megértés a 3</w:t>
+      </w:r>
+      <w:proofErr w:type="gramStart"/>
+      <w:r>
+        <w:rPr>
+          <w:rFonts w:ascii="Times New Roman" w:hAnsi="Times New Roman" w:cs="Times New Roman"/>
+          <w:bCs/>
+          <w:sz w:val="24"/>
+          <w:szCs w:val="24"/>
+        </w:rPr>
+        <w:t>.félévre</w:t>
+      </w:r>
+      <w:proofErr w:type="gramEnd"/>
+      <w:r>
+        <w:rPr>
+          <w:rFonts w:ascii="Times New Roman" w:hAnsi="Times New Roman" w:cs="Times New Roman"/>
+          <w:bCs/>
+          <w:sz w:val="24"/>
+          <w:szCs w:val="24"/>
+        </w:rPr>
+        <w:t xml:space="preserve"> megvolt. 4</w:t>
+      </w:r>
+      <w:proofErr w:type="gramStart"/>
+      <w:r>
+        <w:rPr>
+          <w:rFonts w:ascii="Times New Roman" w:hAnsi="Times New Roman" w:cs="Times New Roman"/>
+          <w:bCs/>
+          <w:sz w:val="24"/>
+          <w:szCs w:val="24"/>
+        </w:rPr>
+        <w:t>.évben</w:t>
+      </w:r>
+      <w:proofErr w:type="gramEnd"/>
+      <w:r>
+        <w:rPr>
+          <w:rFonts w:ascii="Times New Roman" w:hAnsi="Times New Roman" w:cs="Times New Roman"/>
+          <w:bCs/>
+          <w:sz w:val="24"/>
+          <w:szCs w:val="24"/>
+        </w:rPr>
+        <w:t xml:space="preserve"> a csapat tagjai maradtak, mivel már ismertük egymást a csapatmunka gördülékenyen ment, még annak ellenére is, hogy újra össze kellett szoknunk. Ez a csapat a tökéletességre törekszik, még ha nem is mindig sikerül, még ha nem is mindig látszik</w:t>
+      </w:r>
+      <w:r>
+        <w:rPr>
+          <w:bCs/>
+          <w:sz w:val="32"/>
+          <w:szCs w:val="32"/>
+        </w:rPr>
+        <w:t>.</w:t>
+      </w:r>
+    </w:p>
+    <w:p>
+      <w:pPr>
         <w:ind w:left="1417"/>
         <w:jc w:val="left"/>
         <w:rPr>
@@ -443,10 +654,257 @@
         <w:rPr>
           <w:rFonts w:ascii="Times New Roman" w:hAnsi="Times New Roman" w:cs="Times New Roman"/>
           <w:color w:val="2E74B5" w:themeColor="accent1" w:themeShade="BF"/>
+          <w:sz w:val="24"/>
+          <w:szCs w:val="24"/>
+        </w:rPr>
+      </w:pPr>
+      <w:bookmarkStart w:id="0" w:name="_GoBack"/>
+      <w:bookmarkEnd w:id="0"/>
+    </w:p>
+    <w:p>
+      <w:pPr>
+        <w:jc w:val="left"/>
+        <w:rPr>
+          <w:rFonts w:ascii="Times New Roman" w:hAnsi="Times New Roman" w:cs="Times New Roman"/>
+          <w:sz w:val="24"/>
+          <w:szCs w:val="24"/>
+        </w:rPr>
+      </w:pPr>
+      <w:r>
+        <w:rPr>
+          <w:rFonts w:ascii="Times New Roman" w:hAnsi="Times New Roman" w:cs="Times New Roman"/>
+          <w:sz w:val="24"/>
+          <w:szCs w:val="24"/>
+        </w:rPr>
+        <w:t>Erősségek:</w:t>
+      </w:r>
+    </w:p>
+    <w:p>
+      <w:pPr>
+        <w:jc w:val="left"/>
+        <w:rPr>
+          <w:rFonts w:ascii="Times New Roman" w:hAnsi="Times New Roman" w:cs="Times New Roman"/>
+          <w:sz w:val="24"/>
+          <w:szCs w:val="24"/>
+        </w:rPr>
+      </w:pPr>
+      <w:r>
+        <w:rPr>
+          <w:rFonts w:ascii="Times New Roman" w:hAnsi="Times New Roman" w:cs="Times New Roman"/>
+          <w:sz w:val="24"/>
+          <w:szCs w:val="24"/>
+        </w:rPr>
+        <w:t>- figyelmes</w:t>
+      </w:r>
+    </w:p>
+    <w:p>
+      <w:pPr>
+        <w:jc w:val="left"/>
+        <w:rPr>
+          <w:rFonts w:ascii="Times New Roman" w:hAnsi="Times New Roman" w:cs="Times New Roman"/>
+          <w:sz w:val="24"/>
+          <w:szCs w:val="24"/>
+        </w:rPr>
+      </w:pPr>
+      <w:r>
+        <w:rPr>
+          <w:rFonts w:ascii="Times New Roman" w:hAnsi="Times New Roman" w:cs="Times New Roman"/>
+          <w:sz w:val="24"/>
+          <w:szCs w:val="24"/>
+        </w:rPr>
+        <w:t>-</w:t>
+      </w:r>
+      <w:r>
+        <w:rPr>
+          <w:rFonts w:ascii="Times New Roman" w:hAnsi="Times New Roman" w:cs="Times New Roman"/>
+          <w:sz w:val="24"/>
+          <w:szCs w:val="24"/>
+        </w:rPr>
+        <w:t xml:space="preserve"> </w:t>
+      </w:r>
+      <w:r>
+        <w:rPr>
+          <w:rFonts w:ascii="Times New Roman" w:hAnsi="Times New Roman" w:cs="Times New Roman"/>
+          <w:sz w:val="24"/>
+          <w:szCs w:val="24"/>
+        </w:rPr>
+        <w:t>problém</w:t>
+      </w:r>
+      <w:r>
+        <w:rPr>
+          <w:rFonts w:ascii="Times New Roman" w:hAnsi="Times New Roman" w:cs="Times New Roman"/>
+          <w:sz w:val="24"/>
+          <w:szCs w:val="24"/>
+        </w:rPr>
+        <w:t>amegoldás</w:t>
+      </w:r>
+    </w:p>
+    <w:p>
+      <w:pPr>
+        <w:jc w:val="left"/>
+        <w:rPr>
+          <w:rFonts w:ascii="Times New Roman" w:hAnsi="Times New Roman" w:cs="Times New Roman"/>
+          <w:sz w:val="24"/>
+          <w:szCs w:val="24"/>
+        </w:rPr>
+      </w:pPr>
+      <w:r>
+        <w:rPr>
+          <w:rFonts w:ascii="Times New Roman" w:hAnsi="Times New Roman" w:cs="Times New Roman"/>
+          <w:sz w:val="24"/>
+          <w:szCs w:val="24"/>
+        </w:rPr>
+        <w:lastRenderedPageBreak/>
+        <w:t>-</w:t>
+      </w:r>
+      <w:r>
+        <w:rPr>
+          <w:rFonts w:ascii="Times New Roman" w:hAnsi="Times New Roman" w:cs="Times New Roman"/>
+          <w:sz w:val="24"/>
+          <w:szCs w:val="24"/>
+        </w:rPr>
+        <w:t xml:space="preserve"> </w:t>
+      </w:r>
+      <w:proofErr w:type="gramStart"/>
+      <w:r>
+        <w:rPr>
+          <w:rFonts w:ascii="Times New Roman" w:hAnsi="Times New Roman" w:cs="Times New Roman"/>
+          <w:sz w:val="24"/>
+          <w:szCs w:val="24"/>
+        </w:rPr>
+        <w:t>törekvés</w:t>
+      </w:r>
+      <w:r>
+        <w:rPr>
+          <w:rFonts w:ascii="Times New Roman" w:hAnsi="Times New Roman" w:cs="Times New Roman"/>
+          <w:sz w:val="24"/>
+          <w:szCs w:val="24"/>
+        </w:rPr>
+        <w:t>(</w:t>
+      </w:r>
+      <w:proofErr w:type="gramEnd"/>
+      <w:r>
+        <w:rPr>
+          <w:rFonts w:ascii="Times New Roman" w:hAnsi="Times New Roman" w:cs="Times New Roman"/>
+          <w:sz w:val="24"/>
+          <w:szCs w:val="24"/>
+        </w:rPr>
+        <w:t>munkatéren)</w:t>
+      </w:r>
+    </w:p>
+    <w:p>
+      <w:pPr>
+        <w:jc w:val="left"/>
+        <w:rPr>
+          <w:rFonts w:ascii="Times New Roman" w:hAnsi="Times New Roman" w:cs="Times New Roman"/>
+          <w:sz w:val="24"/>
+          <w:szCs w:val="24"/>
+        </w:rPr>
+      </w:pPr>
+    </w:p>
+    <w:p>
+      <w:pPr>
+        <w:jc w:val="left"/>
+        <w:rPr>
+          <w:rFonts w:ascii="Times New Roman" w:hAnsi="Times New Roman" w:cs="Times New Roman"/>
+          <w:sz w:val="24"/>
+          <w:szCs w:val="24"/>
+        </w:rPr>
+      </w:pPr>
+      <w:r>
+        <w:rPr>
+          <w:rFonts w:ascii="Times New Roman" w:hAnsi="Times New Roman" w:cs="Times New Roman"/>
+          <w:sz w:val="24"/>
+          <w:szCs w:val="24"/>
+        </w:rPr>
+        <w:t>Gyengeségek:</w:t>
+      </w:r>
+    </w:p>
+    <w:p>
+      <w:pPr>
+        <w:jc w:val="left"/>
+        <w:rPr>
+          <w:rFonts w:ascii="Times New Roman" w:hAnsi="Times New Roman" w:cs="Times New Roman"/>
+          <w:sz w:val="24"/>
+          <w:szCs w:val="24"/>
+        </w:rPr>
+      </w:pPr>
+      <w:r>
+        <w:rPr>
+          <w:rFonts w:ascii="Times New Roman" w:hAnsi="Times New Roman" w:cs="Times New Roman"/>
+          <w:sz w:val="24"/>
+          <w:szCs w:val="24"/>
+        </w:rPr>
+        <w:t>-</w:t>
+      </w:r>
+      <w:r>
+        <w:rPr>
+          <w:rFonts w:ascii="Times New Roman" w:hAnsi="Times New Roman" w:cs="Times New Roman"/>
+          <w:sz w:val="24"/>
+          <w:szCs w:val="24"/>
+        </w:rPr>
+        <w:t xml:space="preserve"> </w:t>
+      </w:r>
+      <w:r>
+        <w:rPr>
+          <w:rFonts w:ascii="Times New Roman" w:hAnsi="Times New Roman" w:cs="Times New Roman"/>
+          <w:sz w:val="24"/>
+          <w:szCs w:val="24"/>
+        </w:rPr>
+        <w:t>túlgondolás</w:t>
+      </w:r>
+    </w:p>
+    <w:p>
+      <w:pPr>
+        <w:jc w:val="left"/>
+        <w:rPr>
+          <w:rFonts w:ascii="Times New Roman" w:hAnsi="Times New Roman" w:cs="Times New Roman"/>
+          <w:sz w:val="24"/>
+          <w:szCs w:val="24"/>
+        </w:rPr>
+      </w:pPr>
+      <w:r>
+        <w:rPr>
+          <w:rFonts w:ascii="Times New Roman" w:hAnsi="Times New Roman" w:cs="Times New Roman"/>
+          <w:sz w:val="24"/>
+          <w:szCs w:val="24"/>
+        </w:rPr>
+        <w:t>-</w:t>
+      </w:r>
+      <w:r>
+        <w:rPr>
+          <w:rFonts w:ascii="Times New Roman" w:hAnsi="Times New Roman" w:cs="Times New Roman"/>
+          <w:sz w:val="24"/>
+          <w:szCs w:val="24"/>
+        </w:rPr>
+        <w:t xml:space="preserve"> </w:t>
+      </w:r>
+    </w:p>
+    <w:p>
+      <w:pPr>
+        <w:jc w:val="left"/>
+        <w:rPr>
+          <w:rFonts w:ascii="Times New Roman" w:hAnsi="Times New Roman" w:cs="Times New Roman"/>
           <w:sz w:val="28"/>
           <w:szCs w:val="28"/>
         </w:rPr>
       </w:pPr>
+      <w:r>
+        <w:rPr>
+          <w:rFonts w:ascii="Times New Roman" w:hAnsi="Times New Roman" w:cs="Times New Roman"/>
+          <w:sz w:val="28"/>
+          <w:szCs w:val="28"/>
+        </w:rPr>
+        <w:t>-</w:t>
+      </w:r>
+      <w:r>
+        <w:rPr>
+          <w:rFonts w:ascii="Times New Roman" w:hAnsi="Times New Roman" w:cs="Times New Roman"/>
+          <w:sz w:val="28"/>
+          <w:szCs w:val="28"/>
+        </w:rPr>
+        <w:t xml:space="preserve"> </w:t>
+      </w:r>
     </w:p>
     <w:p>
       <w:pPr>
@@ -459,29 +917,27 @@
           <w:szCs w:val="28"/>
         </w:rPr>
       </w:pPr>
-      <w:r>
+    </w:p>
+    <w:p>
+      <w:pPr>
+        <w:ind w:left="1417"/>
+        <w:jc w:val="left"/>
         <w:rPr>
           <w:rFonts w:ascii="Times New Roman" w:hAnsi="Times New Roman" w:cs="Times New Roman"/>
           <w:color w:val="2E74B5" w:themeColor="accent1" w:themeShade="BF"/>
           <w:sz w:val="28"/>
           <w:szCs w:val="28"/>
         </w:rPr>
-        <w:t>Célok a jövőben:</w:t>
-      </w:r>
-    </w:p>
-    <w:p>
-      <w:pPr>
-        <w:ind w:left="1417"/>
-        <w:jc w:val="left"/>
+      </w:pPr>
+      <w:r>
         <w:rPr>
           <w:rFonts w:ascii="Times New Roman" w:hAnsi="Times New Roman" w:cs="Times New Roman"/>
           <w:color w:val="2E74B5" w:themeColor="accent1" w:themeShade="BF"/>
           <w:sz w:val="28"/>
           <w:szCs w:val="28"/>
         </w:rPr>
-      </w:pPr>
-      <w:bookmarkStart w:id="0" w:name="_GoBack"/>
-      <w:bookmarkEnd w:id="0"/>
+        <w:t>Célok a jövőben:</w:t>
+      </w:r>
     </w:p>
     <w:p>
       <w:pPr>
@@ -494,17 +950,38 @@
           <w:szCs w:val="28"/>
         </w:rPr>
       </w:pPr>
-      <w:r>
+    </w:p>
+    <w:p>
+      <w:pPr>
+        <w:ind w:left="1417"/>
+        <w:jc w:val="left"/>
         <w:rPr>
           <w:rFonts w:ascii="Times New Roman" w:hAnsi="Times New Roman" w:cs="Times New Roman"/>
           <w:color w:val="2E74B5" w:themeColor="accent1" w:themeShade="BF"/>
           <w:sz w:val="28"/>
           <w:szCs w:val="28"/>
         </w:rPr>
+      </w:pPr>
+      <w:r>
+        <w:rPr>
+          <w:rFonts w:ascii="Times New Roman" w:hAnsi="Times New Roman" w:cs="Times New Roman"/>
+          <w:color w:val="2E74B5" w:themeColor="accent1" w:themeShade="BF"/>
+          <w:sz w:val="28"/>
+          <w:szCs w:val="28"/>
+        </w:rPr>
         <w:t>Befejezés:</w:t>
       </w:r>
     </w:p>
-    <w:p/>
+    <w:p>
+      <w:pPr>
+        <w:jc w:val="both"/>
+        <w:rPr>
+          <w:rFonts w:ascii="Times New Roman" w:hAnsi="Times New Roman" w:cs="Times New Roman"/>
+          <w:sz w:val="24"/>
+          <w:szCs w:val="24"/>
+        </w:rPr>
+      </w:pPr>
+    </w:p>
     <w:p/>
     <w:p/>
     <w:p/>
@@ -560,6 +1037,7 @@
         <w:docPartUnique/>
       </w:docPartObj>
     </w:sdtPr>
+    <w:sdtEndPr/>
     <w:sdtContent>
       <w:p>
         <w:pPr>
@@ -596,7 +1074,7 @@
             <w:b/>
             <w:noProof/>
           </w:rPr>
-          <w:t>1</w:t>
+          <w:t>3</w:t>
         </w:r>
         <w:r>
           <w:rPr>
@@ -1216,515 +1694,6 @@
 </w:styles>
 </file>
 
-<file path=word/glossary/document.xml><?xml version="1.0" encoding="utf-8"?>
-<w:glossaryDocument xmlns:wpc="http://schemas.microsoft.com/office/word/2010/wordprocessingCanvas" xmlns:cx="http://schemas.microsoft.com/office/drawing/2014/chartex" xmlns:mc="http://schemas.openxmlformats.org/markup-compatibility/2006" xmlns:o="urn:schemas-microsoft-com:office:office" xmlns:r="http://schemas.openxmlformats.org/officeDocument/2006/relationships" xmlns:m="http://schemas.openxmlformats.org/officeDocument/2006/math" xmlns:v="urn:schemas-microsoft-com:vml" xmlns:wp14="http://schemas.microsoft.com/office/word/2010/wordprocessingDrawing" xmlns:wp="http://schemas.openxmlformats.org/drawingml/2006/wordprocessingDrawing" xmlns:w10="urn:schemas-microsoft-com:office:word" xmlns:w="http://schemas.openxmlformats.org/wordprocessingml/2006/main" xmlns:w14="http://schemas.microsoft.com/office/word/2010/wordml" xmlns:w15="http://schemas.microsoft.com/office/word/2012/wordml" xmlns:w16se="http://schemas.microsoft.com/office/word/2015/wordml/symex" xmlns:wpg="http://schemas.microsoft.com/office/word/2010/wordprocessingGroup" xmlns:wpi="http://schemas.microsoft.com/office/word/2010/wordprocessingInk" xmlns:wne="http://schemas.microsoft.com/office/word/2006/wordml" xmlns:wps="http://schemas.microsoft.com/office/word/2010/wordprocessingShape" mc:Ignorable="w14 w15 w16se wp14"/>
-</file>
-
-<file path=word/glossary/fontTable.xml><?xml version="1.0" encoding="utf-8"?>
-<w:fonts xmlns:mc="http://schemas.openxmlformats.org/markup-compatibility/2006" xmlns:r="http://schemas.openxmlformats.org/officeDocument/2006/relationships" xmlns:w="http://schemas.openxmlformats.org/wordprocessingml/2006/main" xmlns:w14="http://schemas.microsoft.com/office/word/2010/wordml" xmlns:w15="http://schemas.microsoft.com/office/word/2012/wordml" xmlns:w16se="http://schemas.microsoft.com/office/word/2015/wordml/symex" mc:Ignorable="w14 w15 w16se">
-  <w:font w:name="Calibri">
-    <w:panose1 w:val="020F0502020204030204"/>
-    <w:charset w:val="EE"/>
-    <w:family w:val="swiss"/>
-    <w:pitch w:val="variable"/>
-    <w:sig w:usb0="E0002AFF" w:usb1="4000ACFF" w:usb2="00000001" w:usb3="00000000" w:csb0="000001FF" w:csb1="00000000"/>
-  </w:font>
-  <w:font w:name="Times New Roman">
-    <w:panose1 w:val="02020603050405020304"/>
-    <w:charset w:val="EE"/>
-    <w:family w:val="roman"/>
-    <w:pitch w:val="variable"/>
-    <w:sig w:usb0="E0002AFF" w:usb1="C0007843" w:usb2="00000009" w:usb3="00000000" w:csb0="000001FF" w:csb1="00000000"/>
-  </w:font>
-  <w:font w:name="Calibri Light">
-    <w:panose1 w:val="020F0302020204030204"/>
-    <w:charset w:val="EE"/>
-    <w:family w:val="swiss"/>
-    <w:pitch w:val="variable"/>
-    <w:sig w:usb0="A0002AEF" w:usb1="4000207B" w:usb2="00000000" w:usb3="00000000" w:csb0="000001FF" w:csb1="00000000"/>
-  </w:font>
-</w:fonts>
-</file>
-
-<file path=word/glossary/settings.xml><?xml version="1.0" encoding="utf-8"?>
-<w:settings xmlns:mc="http://schemas.openxmlformats.org/markup-compatibility/2006" xmlns:o="urn:schemas-microsoft-com:office:office" xmlns:r="http://schemas.openxmlformats.org/officeDocument/2006/relationships" xmlns:m="http://schemas.openxmlformats.org/officeDocument/2006/math" xmlns:v="urn:schemas-microsoft-com:vml" xmlns:w10="urn:schemas-microsoft-com:office:word" xmlns:w="http://schemas.openxmlformats.org/wordprocessingml/2006/main" xmlns:w14="http://schemas.microsoft.com/office/word/2010/wordml" xmlns:w15="http://schemas.microsoft.com/office/word/2012/wordml" xmlns:w16se="http://schemas.microsoft.com/office/word/2015/wordml/symex" xmlns:sl="http://schemas.openxmlformats.org/schemaLibrary/2006/main" mc:Ignorable="w14 w15 w16se">
-  <w:view w:val="normal"/>
-  <w:defaultTabStop w:val="708"/>
-  <w:hyphenationZone w:val="425"/>
-  <w:characterSpacingControl w:val="doNotCompress"/>
-  <w:compat>
-    <w:useFELayout/>
-    <w:compatSetting w:name="compatibilityMode" w:uri="http://schemas.microsoft.com/office/word" w:val="15"/>
-    <w:compatSetting w:name="overrideTableStyleFontSizeAndJustification" w:uri="http://schemas.microsoft.com/office/word" w:val="1"/>
-    <w:compatSetting w:name="enableOpenTypeFeatures" w:uri="http://schemas.microsoft.com/office/word" w:val="1"/>
-    <w:compatSetting w:name="doNotFlipMirrorIndents" w:uri="http://schemas.microsoft.com/office/word" w:val="1"/>
-    <w:compatSetting w:name="differentiateMultirowTableHeaders" w:uri="http://schemas.microsoft.com/office/word" w:val="1"/>
-  </w:compat>
-  <w:rsids>
-    <w:rsidRoot w:val="00562FC1"/>
-    <w:rsid w:val="00151DA5"/>
-    <w:rsid w:val="00562FC1"/>
-  </w:rsids>
-  <m:mathPr>
-    <m:mathFont m:val="Cambria Math"/>
-    <m:brkBin m:val="before"/>
-    <m:brkBinSub m:val="--"/>
-    <m:smallFrac m:val="0"/>
-    <m:dispDef/>
-    <m:lMargin m:val="0"/>
-    <m:rMargin m:val="0"/>
-    <m:defJc m:val="centerGroup"/>
-    <m:wrapIndent m:val="1440"/>
-    <m:intLim m:val="subSup"/>
-    <m:naryLim m:val="undOvr"/>
-  </m:mathPr>
-  <w:themeFontLang w:val="hu-HU"/>
-  <w:clrSchemeMapping w:bg1="light1" w:t1="dark1" w:bg2="light2" w:t2="dark2" w:accent1="accent1" w:accent2="accent2" w:accent3="accent3" w:accent4="accent4" w:accent5="accent5" w:accent6="accent6" w:hyperlink="hyperlink" w:followedHyperlink="followedHyperlink"/>
-  <w:decimalSymbol w:val=","/>
-  <w:listSeparator w:val=";"/>
-  <w15:chartTrackingRefBased/>
-</w:settings>
-</file>
-
-<file path=word/glossary/styles.xml><?xml version="1.0" encoding="utf-8"?>
-<w:styles xmlns:mc="http://schemas.openxmlformats.org/markup-compatibility/2006" xmlns:r="http://schemas.openxmlformats.org/officeDocument/2006/relationships" xmlns:w="http://schemas.openxmlformats.org/wordprocessingml/2006/main" xmlns:w14="http://schemas.microsoft.com/office/word/2010/wordml" xmlns:w15="http://schemas.microsoft.com/office/word/2012/wordml" xmlns:w16se="http://schemas.microsoft.com/office/word/2015/wordml/symex" mc:Ignorable="w14 w15 w16se">
-  <w:docDefaults>
-    <w:rPrDefault>
-      <w:rPr>
-        <w:rFonts w:asciiTheme="minorHAnsi" w:eastAsiaTheme="minorEastAsia" w:hAnsiTheme="minorHAnsi" w:cstheme="minorBidi"/>
-        <w:sz w:val="22"/>
-        <w:szCs w:val="22"/>
-        <w:lang w:val="hu-HU" w:eastAsia="hu-HU" w:bidi="ar-SA"/>
-      </w:rPr>
-    </w:rPrDefault>
-    <w:pPrDefault>
-      <w:pPr>
-        <w:spacing w:after="160" w:line="259" w:lineRule="auto"/>
-      </w:pPr>
-    </w:pPrDefault>
-  </w:docDefaults>
-  <w:latentStyles w:defLockedState="0" w:defUIPriority="99" w:defSemiHidden="0" w:defUnhideWhenUsed="0" w:defQFormat="0" w:count="371">
-    <w:lsdException w:name="Normal" w:uiPriority="0" w:qFormat="1"/>
-    <w:lsdException w:name="heading 1" w:uiPriority="9" w:qFormat="1"/>
-    <w:lsdException w:name="heading 2" w:semiHidden="1" w:uiPriority="9" w:unhideWhenUsed="1" w:qFormat="1"/>
-    <w:lsdException w:name="heading 3" w:semiHidden="1" w:uiPriority="9" w:unhideWhenUsed="1" w:qFormat="1"/>
-    <w:lsdException w:name="heading 4" w:semiHidden="1" w:uiPriority="9" w:unhideWhenUsed="1" w:qFormat="1"/>
-    <w:lsdException w:name="heading 5" w:semiHidden="1" w:uiPriority="9" w:unhideWhenUsed="1" w:qFormat="1"/>
-    <w:lsdException w:name="heading 6" w:semiHidden="1" w:uiPriority="9" w:unhideWhenUsed="1" w:qFormat="1"/>
-    <w:lsdException w:name="heading 7" w:semiHidden="1" w:uiPriority="9" w:unhideWhenUsed="1" w:qFormat="1"/>
-    <w:lsdException w:name="heading 8" w:semiHidden="1" w:uiPriority="9" w:unhideWhenUsed="1" w:qFormat="1"/>
-    <w:lsdException w:name="heading 9" w:semiHidden="1" w:uiPriority="9" w:unhideWhenUsed="1" w:qFormat="1"/>
-    <w:lsdException w:name="index 1" w:semiHidden="1" w:unhideWhenUsed="1"/>
-    <w:lsdException w:name="index 2" w:semiHidden="1" w:unhideWhenUsed="1"/>
-    <w:lsdException w:name="index 3" w:semiHidden="1" w:unhideWhenUsed="1"/>
-    <w:lsdException w:name="index 4" w:semiHidden="1" w:unhideWhenUsed="1"/>
-    <w:lsdException w:name="index 5" w:semiHidden="1" w:unhideWhenUsed="1"/>
-    <w:lsdException w:name="index 6" w:semiHidden="1" w:unhideWhenUsed="1"/>
-    <w:lsdException w:name="index 7" w:semiHidden="1" w:unhideWhenUsed="1"/>
-    <w:lsdException w:name="index 8" w:semiHidden="1" w:unhideWhenUsed="1"/>
-    <w:lsdException w:name="index 9" w:semiHidden="1" w:unhideWhenUsed="1"/>
-    <w:lsdException w:name="toc 1" w:semiHidden="1" w:uiPriority="39" w:unhideWhenUsed="1"/>
-    <w:lsdException w:name="toc 2" w:semiHidden="1" w:uiPriority="39" w:unhideWhenUsed="1"/>
-    <w:lsdException w:name="toc 3" w:semiHidden="1" w:uiPriority="39" w:unhideWhenUsed="1"/>
-    <w:lsdException w:name="toc 4" w:semiHidden="1" w:uiPriority="39" w:unhideWhenUsed="1"/>
-    <w:lsdException w:name="toc 5" w:semiHidden="1" w:uiPriority="39" w:unhideWhenUsed="1"/>
-    <w:lsdException w:name="toc 6" w:semiHidden="1" w:uiPriority="39" w:unhideWhenUsed="1"/>
-    <w:lsdException w:name="toc 7" w:semiHidden="1" w:uiPriority="39" w:unhideWhenUsed="1"/>
-    <w:lsdException w:name="toc 8" w:semiHidden="1" w:uiPriority="39" w:unhideWhenUsed="1"/>
-    <w:lsdException w:name="toc 9" w:semiHidden="1" w:uiPriority="39" w:unhideWhenUsed="1"/>
-    <w:lsdException w:name="Normal Indent" w:semiHidden="1" w:unhideWhenUsed="1"/>
-    <w:lsdException w:name="footnote text" w:semiHidden="1" w:unhideWhenUsed="1"/>
-    <w:lsdException w:name="annotation text" w:semiHidden="1" w:unhideWhenUsed="1"/>
-    <w:lsdException w:name="header" w:semiHidden="1" w:unhideWhenUsed="1"/>
-    <w:lsdException w:name="footer" w:semiHidden="1" w:unhideWhenUsed="1"/>
-    <w:lsdException w:name="index heading" w:semiHidden="1" w:unhideWhenUsed="1"/>
-    <w:lsdException w:name="caption" w:semiHidden="1" w:uiPriority="35" w:unhideWhenUsed="1" w:qFormat="1"/>
-    <w:lsdException w:name="table of figures" w:semiHidden="1" w:unhideWhenUsed="1"/>
-    <w:lsdException w:name="envelope address" w:semiHidden="1" w:unhideWhenUsed="1"/>
-    <w:lsdException w:name="envelope return" w:semiHidden="1" w:unhideWhenUsed="1"/>
-    <w:lsdException w:name="footnote reference" w:semiHidden="1" w:unhideWhenUsed="1"/>
-    <w:lsdException w:name="annotation reference" w:semiHidden="1" w:unhideWhenUsed="1"/>
-    <w:lsdException w:name="line number" w:semiHidden="1" w:unhideWhenUsed="1"/>
-    <w:lsdException w:name="page number" w:semiHidden="1" w:unhideWhenUsed="1"/>
-    <w:lsdException w:name="endnote reference" w:semiHidden="1" w:unhideWhenUsed="1"/>
-    <w:lsdException w:name="endnote text" w:semiHidden="1" w:unhideWhenUsed="1"/>
-    <w:lsdException w:name="table of authorities" w:semiHidden="1" w:unhideWhenUsed="1"/>
-    <w:lsdException w:name="macro" w:semiHidden="1" w:unhideWhenUsed="1"/>
-    <w:lsdException w:name="toa heading" w:semiHidden="1" w:unhideWhenUsed="1"/>
-    <w:lsdException w:name="List" w:semiHidden="1" w:unhideWhenUsed="1"/>
-    <w:lsdException w:name="List Bullet" w:semiHidden="1" w:unhideWhenUsed="1"/>
-    <w:lsdException w:name="List Number" w:semiHidden="1" w:unhideWhenUsed="1"/>
-    <w:lsdException w:name="List 2" w:semiHidden="1" w:unhideWhenUsed="1"/>
-    <w:lsdException w:name="List 3" w:semiHidden="1" w:unhideWhenUsed="1"/>
-    <w:lsdException w:name="List 4" w:semiHidden="1" w:unhideWhenUsed="1"/>
-    <w:lsdException w:name="List 5" w:semiHidden="1" w:unhideWhenUsed="1"/>
-    <w:lsdException w:name="List Bullet 2" w:semiHidden="1" w:unhideWhenUsed="1"/>
-    <w:lsdException w:name="List Bullet 3" w:semiHidden="1" w:unhideWhenUsed="1"/>
-    <w:lsdException w:name="List Bullet 4" w:semiHidden="1" w:unhideWhenUsed="1"/>
-    <w:lsdException w:name="List Bullet 5" w:semiHidden="1" w:unhideWhenUsed="1"/>
-    <w:lsdException w:name="List Number 2" w:semiHidden="1" w:unhideWhenUsed="1"/>
-    <w:lsdException w:name="List Number 3" w:semiHidden="1" w:unhideWhenUsed="1"/>
-    <w:lsdException w:name="List Number 4" w:semiHidden="1" w:unhideWhenUsed="1"/>
-    <w:lsdException w:name="List Number 5" w:semiHidden="1" w:unhideWhenUsed="1"/>
-    <w:lsdException w:name="Title" w:uiPriority="10" w:qFormat="1"/>
-    <w:lsdException w:name="Closing" w:semiHidden="1" w:unhideWhenUsed="1"/>
-    <w:lsdException w:name="Signature" w:semiHidden="1" w:unhideWhenUsed="1"/>
-    <w:lsdException w:name="Default Paragraph Font" w:semiHidden="1" w:uiPriority="1" w:unhideWhenUsed="1"/>
-    <w:lsdException w:name="Body Text" w:semiHidden="1" w:unhideWhenUsed="1"/>
-    <w:lsdException w:name="Body Text Indent" w:semiHidden="1" w:unhideWhenUsed="1"/>
-    <w:lsdException w:name="List Continue" w:semiHidden="1" w:unhideWhenUsed="1"/>
-    <w:lsdException w:name="List Continue 2" w:semiHidden="1" w:unhideWhenUsed="1"/>
-    <w:lsdException w:name="List Continue 3" w:semiHidden="1" w:unhideWhenUsed="1"/>
-    <w:lsdException w:name="List Continue 4" w:semiHidden="1" w:unhideWhenUsed="1"/>
-    <w:lsdException w:name="List Continue 5" w:semiHidden="1" w:unhideWhenUsed="1"/>
-    <w:lsdException w:name="Message Header" w:semiHidden="1" w:unhideWhenUsed="1"/>
-    <w:lsdException w:name="Subtitle" w:uiPriority="11" w:qFormat="1"/>
-    <w:lsdException w:name="Salutation" w:semiHidden="1" w:unhideWhenUsed="1"/>
-    <w:lsdException w:name="Date" w:semiHidden="1" w:unhideWhenUsed="1"/>
-    <w:lsdException w:name="Body Text First Indent" w:semiHidden="1" w:unhideWhenUsed="1"/>
-    <w:lsdException w:name="Body Text First Indent 2" w:semiHidden="1" w:unhideWhenUsed="1"/>
-    <w:lsdException w:name="Note Heading" w:semiHidden="1" w:unhideWhenUsed="1"/>
-    <w:lsdException w:name="Body Text 2" w:semiHidden="1" w:unhideWhenUsed="1"/>
-    <w:lsdException w:name="Body Text 3" w:semiHidden="1" w:unhideWhenUsed="1"/>
-    <w:lsdException w:name="Body Text Indent 2" w:semiHidden="1" w:unhideWhenUsed="1"/>
-    <w:lsdException w:name="Body Text Indent 3" w:semiHidden="1" w:unhideWhenUsed="1"/>
-    <w:lsdException w:name="Block Text" w:semiHidden="1" w:unhideWhenUsed="1"/>
-    <w:lsdException w:name="Hyperlink" w:semiHidden="1" w:unhideWhenUsed="1"/>
-    <w:lsdException w:name="FollowedHyperlink" w:semiHidden="1" w:unhideWhenUsed="1"/>
-    <w:lsdException w:name="Strong" w:uiPriority="22" w:qFormat="1"/>
-    <w:lsdException w:name="Emphasis" w:uiPriority="20" w:qFormat="1"/>
-    <w:lsdException w:name="Document Map" w:semiHidden="1" w:unhideWhenUsed="1"/>
-    <w:lsdException w:name="Plain Text" w:semiHidden="1" w:unhideWhenUsed="1"/>
-    <w:lsdException w:name="E-mail Signature" w:semiHidden="1" w:unhideWhenUsed="1"/>
-    <w:lsdException w:name="HTML Top of Form" w:semiHidden="1" w:unhideWhenUsed="1"/>
-    <w:lsdException w:name="HTML Bottom of Form" w:semiHidden="1" w:unhideWhenUsed="1"/>
-    <w:lsdException w:name="Normal (Web)" w:semiHidden="1" w:unhideWhenUsed="1"/>
-    <w:lsdException w:name="HTML Acronym" w:semiHidden="1" w:unhideWhenUsed="1"/>
-    <w:lsdException w:name="HTML Address" w:semiHidden="1" w:unhideWhenUsed="1"/>
-    <w:lsdException w:name="HTML Cite" w:semiHidden="1" w:unhideWhenUsed="1"/>
-    <w:lsdException w:name="HTML Code" w:semiHidden="1" w:unhideWhenUsed="1"/>
-    <w:lsdException w:name="HTML Definition" w:semiHidden="1" w:unhideWhenUsed="1"/>
-    <w:lsdException w:name="HTML Keyboard" w:semiHidden="1" w:unhideWhenUsed="1"/>
-    <w:lsdException w:name="HTML Preformatted" w:semiHidden="1" w:unhideWhenUsed="1"/>
-    <w:lsdException w:name="HTML Sample" w:semiHidden="1" w:unhideWhenUsed="1"/>
-    <w:lsdException w:name="HTML Typewriter" w:semiHidden="1" w:unhideWhenUsed="1"/>
-    <w:lsdException w:name="HTML Variable" w:semiHidden="1" w:unhideWhenUsed="1"/>
-    <w:lsdException w:name="Normal Table" w:semiHidden="1" w:unhideWhenUsed="1"/>
-    <w:lsdException w:name="annotation subject" w:semiHidden="1" w:unhideWhenUsed="1"/>
-    <w:lsdException w:name="No List" w:semiHidden="1" w:unhideWhenUsed="1"/>
-    <w:lsdException w:name="Outline List 1" w:semiHidden="1" w:unhideWhenUsed="1"/>
-    <w:lsdException w:name="Outline List 2" w:semiHidden="1" w:unhideWhenUsed="1"/>
-    <w:lsdException w:name="Outline List 3" w:semiHidden="1" w:unhideWhenUsed="1"/>
-    <w:lsdException w:name="Table Simple 1" w:semiHidden="1" w:unhideWhenUsed="1"/>
-    <w:lsdException w:name="Table Simple 2" w:semiHidden="1" w:unhideWhenUsed="1"/>
-    <w:lsdException w:name="Table Simple 3" w:semiHidden="1" w:unhideWhenUsed="1"/>
-    <w:lsdException w:name="Table Classic 1" w:semiHidden="1" w:unhideWhenUsed="1"/>
-    <w:lsdException w:name="Table Classic 2" w:semiHidden="1" w:unhideWhenUsed="1"/>
-    <w:lsdException w:name="Table Classic 3" w:semiHidden="1" w:unhideWhenUsed="1"/>
-    <w:lsdException w:name="Table Classic 4" w:semiHidden="1" w:unhideWhenUsed="1"/>
-    <w:lsdException w:name="Table Colorful 1" w:semiHidden="1" w:unhideWhenUsed="1"/>
-    <w:lsdException w:name="Table Colorful 2" w:semiHidden="1" w:unhideWhenUsed="1"/>
-    <w:lsdException w:name="Table Colorful 3" w:semiHidden="1" w:unhideWhenUsed="1"/>
-    <w:lsdException w:name="Table Columns 1" w:semiHidden="1" w:unhideWhenUsed="1"/>
-    <w:lsdException w:name="Table Columns 2" w:semiHidden="1" w:unhideWhenUsed="1"/>
-    <w:lsdException w:name="Table Columns 3" w:semiHidden="1" w:unhideWhenUsed="1"/>
-    <w:lsdException w:name="Table Columns 4" w:semiHidden="1" w:unhideWhenUsed="1"/>
-    <w:lsdException w:name="Table Columns 5" w:semiHidden="1" w:unhideWhenUsed="1"/>
-    <w:lsdException w:name="Table Grid 1" w:semiHidden="1" w:unhideWhenUsed="1"/>
-    <w:lsdException w:name="Table Grid 2" w:semiHidden="1" w:unhideWhenUsed="1"/>
-    <w:lsdException w:name="Table Grid 3" w:semiHidden="1" w:unhideWhenUsed="1"/>
-    <w:lsdException w:name="Table Grid 4" w:semiHidden="1" w:unhideWhenUsed="1"/>
-    <w:lsdException w:name="Table Grid 5" w:semiHidden="1" w:unhideWhenUsed="1"/>
-    <w:lsdException w:name="Table Grid 6" w:semiHidden="1" w:unhideWhenUsed="1"/>
-    <w:lsdException w:name="Table Grid 7" w:semiHidden="1" w:unhideWhenUsed="1"/>
-    <w:lsdException w:name="Table Grid 8" w:semiHidden="1" w:unhideWhenUsed="1"/>
-    <w:lsdException w:name="Table List 1" w:semiHidden="1" w:unhideWhenUsed="1"/>
-    <w:lsdException w:name="Table List 2" w:semiHidden="1" w:unhideWhenUsed="1"/>
-    <w:lsdException w:name="Table List 3" w:semiHidden="1" w:unhideWhenUsed="1"/>
-    <w:lsdException w:name="Table List 4" w:semiHidden="1" w:unhideWhenUsed="1"/>
-    <w:lsdException w:name="Table List 5" w:semiHidden="1" w:unhideWhenUsed="1"/>
-    <w:lsdException w:name="Table List 6" w:semiHidden="1" w:unhideWhenUsed="1"/>
-    <w:lsdException w:name="Table List 7" w:semiHidden="1" w:unhideWhenUsed="1"/>
-    <w:lsdException w:name="Table List 8" w:semiHidden="1" w:unhideWhenUsed="1"/>
-    <w:lsdException w:name="Table 3D effects 1" w:semiHidden="1" w:unhideWhenUsed="1"/>
-    <w:lsdException w:name="Table 3D effects 2" w:semiHidden="1" w:unhideWhenUsed="1"/>
-    <w:lsdException w:name="Table 3D effects 3" w:semiHidden="1" w:unhideWhenUsed="1"/>
-    <w:lsdException w:name="Table Contemporary" w:semiHidden="1" w:unhideWhenUsed="1"/>
-    <w:lsdException w:name="Table Elegant" w:semiHidden="1" w:unhideWhenUsed="1"/>
-    <w:lsdException w:name="Table Professional" w:semiHidden="1" w:unhideWhenUsed="1"/>
-    <w:lsdException w:name="Table Subtle 1" w:semiHidden="1" w:unhideWhenUsed="1"/>
-    <w:lsdException w:name="Table Subtle 2" w:semiHidden="1" w:unhideWhenUsed="1"/>
-    <w:lsdException w:name="Table Web 1" w:semiHidden="1" w:unhideWhenUsed="1"/>
-    <w:lsdException w:name="Table Web 2" w:semiHidden="1" w:unhideWhenUsed="1"/>
-    <w:lsdException w:name="Table Web 3" w:semiHidden="1" w:unhideWhenUsed="1"/>
-    <w:lsdException w:name="Balloon Text" w:semiHidden="1" w:unhideWhenUsed="1"/>
-    <w:lsdException w:name="Table Grid" w:uiPriority="39"/>
-    <w:lsdException w:name="Table Theme" w:semiHidden="1" w:unhideWhenUsed="1"/>
-    <w:lsdException w:name="Placeholder Text" w:semiHidden="1"/>
-    <w:lsdException w:name="No Spacing" w:uiPriority="1" w:qFormat="1"/>
-    <w:lsdException w:name="Light Shading" w:uiPriority="60"/>
-    <w:lsdException w:name="Light List" w:uiPriority="61"/>
-    <w:lsdException w:name="Light Grid" w:uiPriority="62"/>
-    <w:lsdException w:name="Medium Shading 1" w:uiPriority="63"/>
-    <w:lsdException w:name="Medium Shading 2" w:uiPriority="64"/>
-    <w:lsdException w:name="Medium List 1" w:uiPriority="65"/>
-    <w:lsdException w:name="Medium List 2" w:uiPriority="66"/>
-    <w:lsdException w:name="Medium Grid 1" w:uiPriority="67"/>
-    <w:lsdException w:name="Medium Grid 2" w:uiPriority="68"/>
-    <w:lsdException w:name="Medium Grid 3" w:uiPriority="69"/>
-    <w:lsdException w:name="Dark List" w:uiPriority="70"/>
-    <w:lsdException w:name="Colorful Shading" w:uiPriority="71"/>
-    <w:lsdException w:name="Colorful List" w:uiPriority="72"/>
-    <w:lsdException w:name="Colorful Grid" w:uiPriority="73"/>
-    <w:lsdException w:name="Light Shading Accent 1" w:uiPriority="60"/>
-    <w:lsdException w:name="Light List Accent 1" w:uiPriority="61"/>
-    <w:lsdException w:name="Light Grid Accent 1" w:uiPriority="62"/>
-    <w:lsdException w:name="Medium Shading 1 Accent 1" w:uiPriority="63"/>
-    <w:lsdException w:name="Medium Shading 2 Accent 1" w:uiPriority="64"/>
-    <w:lsdException w:name="Medium List 1 Accent 1" w:uiPriority="65"/>
-    <w:lsdException w:name="Revision" w:semiHidden="1"/>
-    <w:lsdException w:name="List Paragraph" w:uiPriority="34" w:qFormat="1"/>
-    <w:lsdException w:name="Quote" w:uiPriority="29" w:qFormat="1"/>
-    <w:lsdException w:name="Intense Quote" w:uiPriority="30" w:qFormat="1"/>
-    <w:lsdException w:name="Medium List 2 Accent 1" w:uiPriority="66"/>
-    <w:lsdException w:name="Medium Grid 1 Accent 1" w:uiPriority="67"/>
-    <w:lsdException w:name="Medium Grid 2 Accent 1" w:uiPriority="68"/>
-    <w:lsdException w:name="Medium Grid 3 Accent 1" w:uiPriority="69"/>
-    <w:lsdException w:name="Dark List Accent 1" w:uiPriority="70"/>
-    <w:lsdException w:name="Colorful Shading Accent 1" w:uiPriority="71"/>
-    <w:lsdException w:name="Colorful List Accent 1" w:uiPriority="72"/>
-    <w:lsdException w:name="Colorful Grid Accent 1" w:uiPriority="73"/>
-    <w:lsdException w:name="Light Shading Accent 2" w:uiPriority="60"/>
-    <w:lsdException w:name="Light List Accent 2" w:uiPriority="61"/>
-    <w:lsdException w:name="Light Grid Accent 2" w:uiPriority="62"/>
-    <w:lsdException w:name="Medium Shading 1 Accent 2" w:uiPriority="63"/>
-    <w:lsdException w:name="Medium Shading 2 Accent 2" w:uiPriority="64"/>
-    <w:lsdException w:name="Medium List 1 Accent 2" w:uiPriority="65"/>
-    <w:lsdException w:name="Medium List 2 Accent 2" w:uiPriority="66"/>
-    <w:lsdException w:name="Medium Grid 1 Accent 2" w:uiPriority="67"/>
-    <w:lsdException w:name="Medium Grid 2 Accent 2" w:uiPriority="68"/>
-    <w:lsdException w:name="Medium Grid 3 Accent 2" w:uiPriority="69"/>
-    <w:lsdException w:name="Dark List Accent 2" w:uiPriority="70"/>
-    <w:lsdException w:name="Colorful Shading Accent 2" w:uiPriority="71"/>
-    <w:lsdException w:name="Colorful List Accent 2" w:uiPriority="72"/>
-    <w:lsdException w:name="Colorful Grid Accent 2" w:uiPriority="73"/>
-    <w:lsdException w:name="Light Shading Accent 3" w:uiPriority="60"/>
-    <w:lsdException w:name="Light List Accent 3" w:uiPriority="61"/>
-    <w:lsdException w:name="Light Grid Accent 3" w:uiPriority="62"/>
-    <w:lsdException w:name="Medium Shading 1 Accent 3" w:uiPriority="63"/>
-    <w:lsdException w:name="Medium Shading 2 Accent 3" w:uiPriority="64"/>
-    <w:lsdException w:name="Medium List 1 Accent 3" w:uiPriority="65"/>
-    <w:lsdException w:name="Medium List 2 Accent 3" w:uiPriority="66"/>
-    <w:lsdException w:name="Medium Grid 1 Accent 3" w:uiPriority="67"/>
-    <w:lsdException w:name="Medium Grid 2 Accent 3" w:uiPriority="68"/>
-    <w:lsdException w:name="Medium Grid 3 Accent 3" w:uiPriority="69"/>
-    <w:lsdException w:name="Dark List Accent 3" w:uiPriority="70"/>
-    <w:lsdException w:name="Colorful Shading Accent 3" w:uiPriority="71"/>
-    <w:lsdException w:name="Colorful List Accent 3" w:uiPriority="72"/>
-    <w:lsdException w:name="Colorful Grid Accent 3" w:uiPriority="73"/>
-    <w:lsdException w:name="Light Shading Accent 4" w:uiPriority="60"/>
-    <w:lsdException w:name="Light List Accent 4" w:uiPriority="61"/>
-    <w:lsdException w:name="Light Grid Accent 4" w:uiPriority="62"/>
-    <w:lsdException w:name="Medium Shading 1 Accent 4" w:uiPriority="63"/>
-    <w:lsdException w:name="Medium Shading 2 Accent 4" w:uiPriority="64"/>
-    <w:lsdException w:name="Medium List 1 Accent 4" w:uiPriority="65"/>
-    <w:lsdException w:name="Medium List 2 Accent 4" w:uiPriority="66"/>
-    <w:lsdException w:name="Medium Grid 1 Accent 4" w:uiPriority="67"/>
-    <w:lsdException w:name="Medium Grid 2 Accent 4" w:uiPriority="68"/>
-    <w:lsdException w:name="Medium Grid 3 Accent 4" w:uiPriority="69"/>
-    <w:lsdException w:name="Dark List Accent 4" w:uiPriority="70"/>
-    <w:lsdException w:name="Colorful Shading Accent 4" w:uiPriority="71"/>
-    <w:lsdException w:name="Colorful List Accent 4" w:uiPriority="72"/>
-    <w:lsdException w:name="Colorful Grid Accent 4" w:uiPriority="73"/>
-    <w:lsdException w:name="Light Shading Accent 5" w:uiPriority="60"/>
-    <w:lsdException w:name="Light List Accent 5" w:uiPriority="61"/>
-    <w:lsdException w:name="Light Grid Accent 5" w:uiPriority="62"/>
-    <w:lsdException w:name="Medium Shading 1 Accent 5" w:uiPriority="63"/>
-    <w:lsdException w:name="Medium Shading 2 Accent 5" w:uiPriority="64"/>
-    <w:lsdException w:name="Medium List 1 Accent 5" w:uiPriority="65"/>
-    <w:lsdException w:name="Medium List 2 Accent 5" w:uiPriority="66"/>
-    <w:lsdException w:name="Medium Grid 1 Accent 5" w:uiPriority="67"/>
-    <w:lsdException w:name="Medium Grid 2 Accent 5" w:uiPriority="68"/>
-    <w:lsdException w:name="Medium Grid 3 Accent 5" w:uiPriority="69"/>
-    <w:lsdException w:name="Dark List Accent 5" w:uiPriority="70"/>
-    <w:lsdException w:name="Colorful Shading Accent 5" w:uiPriority="71"/>
-    <w:lsdException w:name="Colorful List Accent 5" w:uiPriority="72"/>
-    <w:lsdException w:name="Colorful Grid Accent 5" w:uiPriority="73"/>
-    <w:lsdException w:name="Light Shading Accent 6" w:uiPriority="60"/>
-    <w:lsdException w:name="Light List Accent 6" w:uiPriority="61"/>
-    <w:lsdException w:name="Light Grid Accent 6" w:uiPriority="62"/>
-    <w:lsdException w:name="Medium Shading 1 Accent 6" w:uiPriority="63"/>
-    <w:lsdException w:name="Medium Shading 2 Accent 6" w:uiPriority="64"/>
-    <w:lsdException w:name="Medium List 1 Accent 6" w:uiPriority="65"/>
-    <w:lsdException w:name="Medium List 2 Accent 6" w:uiPriority="66"/>
-    <w:lsdException w:name="Medium Grid 1 Accent 6" w:uiPriority="67"/>
-    <w:lsdException w:name="Medium Grid 2 Accent 6" w:uiPriority="68"/>
-    <w:lsdException w:name="Medium Grid 3 Accent 6" w:uiPriority="69"/>
-    <w:lsdException w:name="Dark List Accent 6" w:uiPriority="70"/>
-    <w:lsdException w:name="Colorful Shading Accent 6" w:uiPriority="71"/>
-    <w:lsdException w:name="Colorful List Accent 6" w:uiPriority="72"/>
-    <w:lsdException w:name="Colorful Grid Accent 6" w:uiPriority="73"/>
-    <w:lsdException w:name="Subtle Emphasis" w:uiPriority="19" w:qFormat="1"/>
-    <w:lsdException w:name="Intense Emphasis" w:uiPriority="21" w:qFormat="1"/>
-    <w:lsdException w:name="Subtle Reference" w:uiPriority="31" w:qFormat="1"/>
-    <w:lsdException w:name="Intense Reference" w:uiPriority="32" w:qFormat="1"/>
-    <w:lsdException w:name="Book Title" w:uiPriority="33" w:qFormat="1"/>
-    <w:lsdException w:name="Bibliography" w:semiHidden="1" w:uiPriority="37" w:unhideWhenUsed="1"/>
-    <w:lsdException w:name="TOC Heading" w:semiHidden="1" w:uiPriority="39" w:unhideWhenUsed="1" w:qFormat="1"/>
-    <w:lsdException w:name="Plain Table 1" w:uiPriority="41"/>
-    <w:lsdException w:name="Plain Table 2" w:uiPriority="42"/>
-    <w:lsdException w:name="Plain Table 3" w:uiPriority="43"/>
-    <w:lsdException w:name="Plain Table 4" w:uiPriority="44"/>
-    <w:lsdException w:name="Plain Table 5" w:uiPriority="45"/>
-    <w:lsdException w:name="Grid Table Light" w:uiPriority="40"/>
-    <w:lsdException w:name="Grid Table 1 Light" w:uiPriority="46"/>
-    <w:lsdException w:name="Grid Table 2" w:uiPriority="47"/>
-    <w:lsdException w:name="Grid Table 3" w:uiPriority="48"/>
-    <w:lsdException w:name="Grid Table 4" w:uiPriority="49"/>
-    <w:lsdException w:name="Grid Table 5 Dark" w:uiPriority="50"/>
-    <w:lsdException w:name="Grid Table 6 Colorful" w:uiPriority="51"/>
-    <w:lsdException w:name="Grid Table 7 Colorful" w:uiPriority="52"/>
-    <w:lsdException w:name="Grid Table 1 Light Accent 1" w:uiPriority="46"/>
-    <w:lsdException w:name="Grid Table 2 Accent 1" w:uiPriority="47"/>
-    <w:lsdException w:name="Grid Table 3 Accent 1" w:uiPriority="48"/>
-    <w:lsdException w:name="Grid Table 4 Accent 1" w:uiPriority="49"/>
-    <w:lsdException w:name="Grid Table 5 Dark Accent 1" w:uiPriority="50"/>
-    <w:lsdException w:name="Grid Table 6 Colorful Accent 1" w:uiPriority="51"/>
-    <w:lsdException w:name="Grid Table 7 Colorful Accent 1" w:uiPriority="52"/>
-    <w:lsdException w:name="Grid Table 1 Light Accent 2" w:uiPriority="46"/>
-    <w:lsdException w:name="Grid Table 2 Accent 2" w:uiPriority="47"/>
-    <w:lsdException w:name="Grid Table 3 Accent 2" w:uiPriority="48"/>
-    <w:lsdException w:name="Grid Table 4 Accent 2" w:uiPriority="49"/>
-    <w:lsdException w:name="Grid Table 5 Dark Accent 2" w:uiPriority="50"/>
-    <w:lsdException w:name="Grid Table 6 Colorful Accent 2" w:uiPriority="51"/>
-    <w:lsdException w:name="Grid Table 7 Colorful Accent 2" w:uiPriority="52"/>
-    <w:lsdException w:name="Grid Table 1 Light Accent 3" w:uiPriority="46"/>
-    <w:lsdException w:name="Grid Table 2 Accent 3" w:uiPriority="47"/>
-    <w:lsdException w:name="Grid Table 3 Accent 3" w:uiPriority="48"/>
-    <w:lsdException w:name="Grid Table 4 Accent 3" w:uiPriority="49"/>
-    <w:lsdException w:name="Grid Table 5 Dark Accent 3" w:uiPriority="50"/>
-    <w:lsdException w:name="Grid Table 6 Colorful Accent 3" w:uiPriority="51"/>
-    <w:lsdException w:name="Grid Table 7 Colorful Accent 3" w:uiPriority="52"/>
-    <w:lsdException w:name="Grid Table 1 Light Accent 4" w:uiPriority="46"/>
-    <w:lsdException w:name="Grid Table 2 Accent 4" w:uiPriority="47"/>
-    <w:lsdException w:name="Grid Table 3 Accent 4" w:uiPriority="48"/>
-    <w:lsdException w:name="Grid Table 4 Accent 4" w:uiPriority="49"/>
-    <w:lsdException w:name="Grid Table 5 Dark Accent 4" w:uiPriority="50"/>
-    <w:lsdException w:name="Grid Table 6 Colorful Accent 4" w:uiPriority="51"/>
-    <w:lsdException w:name="Grid Table 7 Colorful Accent 4" w:uiPriority="52"/>
-    <w:lsdException w:name="Grid Table 1 Light Accent 5" w:uiPriority="46"/>
-    <w:lsdException w:name="Grid Table 2 Accent 5" w:uiPriority="47"/>
-    <w:lsdException w:name="Grid Table 3 Accent 5" w:uiPriority="48"/>
-    <w:lsdException w:name="Grid Table 4 Accent 5" w:uiPriority="49"/>
-    <w:lsdException w:name="Grid Table 5 Dark Accent 5" w:uiPriority="50"/>
-    <w:lsdException w:name="Grid Table 6 Colorful Accent 5" w:uiPriority="51"/>
-    <w:lsdException w:name="Grid Table 7 Colorful Accent 5" w:uiPriority="52"/>
-    <w:lsdException w:name="Grid Table 1 Light Accent 6" w:uiPriority="46"/>
-    <w:lsdException w:name="Grid Table 2 Accent 6" w:uiPriority="47"/>
-    <w:lsdException w:name="Grid Table 3 Accent 6" w:uiPriority="48"/>
-    <w:lsdException w:name="Grid Table 4 Accent 6" w:uiPriority="49"/>
-    <w:lsdException w:name="Grid Table 5 Dark Accent 6" w:uiPriority="50"/>
-    <w:lsdException w:name="Grid Table 6 Colorful Accent 6" w:uiPriority="51"/>
-    <w:lsdException w:name="Grid Table 7 Colorful Accent 6" w:uiPriority="52"/>
-    <w:lsdException w:name="List Table 1 Light" w:uiPriority="46"/>
-    <w:lsdException w:name="List Table 2" w:uiPriority="47"/>
-    <w:lsdException w:name="List Table 3" w:uiPriority="48"/>
-    <w:lsdException w:name="List Table 4" w:uiPriority="49"/>
-    <w:lsdException w:name="List Table 5 Dark" w:uiPriority="50"/>
-    <w:lsdException w:name="List Table 6 Colorful" w:uiPriority="51"/>
-    <w:lsdException w:name="List Table 7 Colorful" w:uiPriority="52"/>
-    <w:lsdException w:name="List Table 1 Light Accent 1" w:uiPriority="46"/>
-    <w:lsdException w:name="List Table 2 Accent 1" w:uiPriority="47"/>
-    <w:lsdException w:name="List Table 3 Accent 1" w:uiPriority="48"/>
-    <w:lsdException w:name="List Table 4 Accent 1" w:uiPriority="49"/>
-    <w:lsdException w:name="List Table 5 Dark Accent 1" w:uiPriority="50"/>
-    <w:lsdException w:name="List Table 6 Colorful Accent 1" w:uiPriority="51"/>
-    <w:lsdException w:name="List Table 7 Colorful Accent 1" w:uiPriority="52"/>
-    <w:lsdException w:name="List Table 1 Light Accent 2" w:uiPriority="46"/>
-    <w:lsdException w:name="List Table 2 Accent 2" w:uiPriority="47"/>
-    <w:lsdException w:name="List Table 3 Accent 2" w:uiPriority="48"/>
-    <w:lsdException w:name="List Table 4 Accent 2" w:uiPriority="49"/>
-    <w:lsdException w:name="List Table 5 Dark Accent 2" w:uiPriority="50"/>
-    <w:lsdException w:name="List Table 6 Colorful Accent 2" w:uiPriority="51"/>
-    <w:lsdException w:name="List Table 7 Colorful Accent 2" w:uiPriority="52"/>
-    <w:lsdException w:name="List Table 1 Light Accent 3" w:uiPriority="46"/>
-    <w:lsdException w:name="List Table 2 Accent 3" w:uiPriority="47"/>
-    <w:lsdException w:name="List Table 3 Accent 3" w:uiPriority="48"/>
-    <w:lsdException w:name="List Table 4 Accent 3" w:uiPriority="49"/>
-    <w:lsdException w:name="List Table 5 Dark Accent 3" w:uiPriority="50"/>
-    <w:lsdException w:name="List Table 6 Colorful Accent 3" w:uiPriority="51"/>
-    <w:lsdException w:name="List Table 7 Colorful Accent 3" w:uiPriority="52"/>
-    <w:lsdException w:name="List Table 1 Light Accent 4" w:uiPriority="46"/>
-    <w:lsdException w:name="List Table 2 Accent 4" w:uiPriority="47"/>
-    <w:lsdException w:name="List Table 3 Accent 4" w:uiPriority="48"/>
-    <w:lsdException w:name="List Table 4 Accent 4" w:uiPriority="49"/>
-    <w:lsdException w:name="List Table 5 Dark Accent 4" w:uiPriority="50"/>
-    <w:lsdException w:name="List Table 6 Colorful Accent 4" w:uiPriority="51"/>
-    <w:lsdException w:name="List Table 7 Colorful Accent 4" w:uiPriority="52"/>
-    <w:lsdException w:name="List Table 1 Light Accent 5" w:uiPriority="46"/>
-    <w:lsdException w:name="List Table 2 Accent 5" w:uiPriority="47"/>
-    <w:lsdException w:name="List Table 3 Accent 5" w:uiPriority="48"/>
-    <w:lsdException w:name="List Table 4 Accent 5" w:uiPriority="49"/>
-    <w:lsdException w:name="List Table 5 Dark Accent 5" w:uiPriority="50"/>
-    <w:lsdException w:name="List Table 6 Colorful Accent 5" w:uiPriority="51"/>
-    <w:lsdException w:name="List Table 7 Colorful Accent 5" w:uiPriority="52"/>
-    <w:lsdException w:name="List Table 1 Light Accent 6" w:uiPriority="46"/>
-    <w:lsdException w:name="List Table 2 Accent 6" w:uiPriority="47"/>
-    <w:lsdException w:name="List Table 3 Accent 6" w:uiPriority="48"/>
-    <w:lsdException w:name="List Table 4 Accent 6" w:uiPriority="49"/>
-    <w:lsdException w:name="List Table 5 Dark Accent 6" w:uiPriority="50"/>
-    <w:lsdException w:name="List Table 6 Colorful Accent 6" w:uiPriority="51"/>
-    <w:lsdException w:name="List Table 7 Colorful Accent 6" w:uiPriority="52"/>
-  </w:latentStyles>
-  <w:style w:type="paragraph" w:default="1" w:styleId="Norml">
-    <w:name w:val="Normal"/>
-    <w:qFormat/>
-  </w:style>
-  <w:style w:type="character" w:default="1" w:styleId="Bekezdsalapbettpusa">
-    <w:name w:val="Default Paragraph Font"/>
-    <w:uiPriority w:val="1"/>
-    <w:semiHidden/>
-    <w:unhideWhenUsed/>
-  </w:style>
-  <w:style w:type="table" w:default="1" w:styleId="Normltblzat">
-    <w:name w:val="Normal Table"/>
-    <w:uiPriority w:val="99"/>
-    <w:semiHidden/>
-    <w:unhideWhenUsed/>
-    <w:tblPr>
-      <w:tblInd w:w="0" w:type="dxa"/>
-      <w:tblCellMar>
-        <w:top w:w="0" w:type="dxa"/>
-        <w:left w:w="108" w:type="dxa"/>
-        <w:bottom w:w="0" w:type="dxa"/>
-        <w:right w:w="108" w:type="dxa"/>
-      </w:tblCellMar>
-    </w:tblPr>
-  </w:style>
-  <w:style w:type="numbering" w:default="1" w:styleId="Nemlista">
-    <w:name w:val="No List"/>
-    <w:uiPriority w:val="99"/>
-    <w:semiHidden/>
-    <w:unhideWhenUsed/>
-  </w:style>
-  <w:style w:type="paragraph" w:customStyle="1" w:styleId="02AAC261C03949D89D0485C1D3CE70C1">
-    <w:name w:val="02AAC261C03949D89D0485C1D3CE70C1"/>
-    <w:rsid w:val="00562FC1"/>
-  </w:style>
-  <w:style w:type="paragraph" w:customStyle="1" w:styleId="B51370A0584A475787B81F2A10E196AD">
-    <w:name w:val="B51370A0584A475787B81F2A10E196AD"/>
-    <w:rsid w:val="00562FC1"/>
-  </w:style>
-</w:styles>
-</file>
-
-<file path=word/glossary/webSettings.xml><?xml version="1.0" encoding="utf-8"?>
-<w:webSettings xmlns:mc="http://schemas.openxmlformats.org/markup-compatibility/2006" xmlns:r="http://schemas.openxmlformats.org/officeDocument/2006/relationships" xmlns:w="http://schemas.openxmlformats.org/wordprocessingml/2006/main" xmlns:w14="http://schemas.microsoft.com/office/word/2010/wordml" xmlns:w15="http://schemas.microsoft.com/office/word/2012/wordml" xmlns:w16se="http://schemas.microsoft.com/office/word/2015/wordml/symex" mc:Ignorable="w14 w15 w16se">
-  <w:optimizeForBrowser/>
-  <w:allowPNG/>
-</w:webSettings>
-</file>
-
 <file path=word/theme/theme1.xml><?xml version="1.0" encoding="utf-8"?>
 <a:theme xmlns:a="http://schemas.openxmlformats.org/drawingml/2006/main" name="Office-téma">
   <a:themeElements>
@@ -1991,7 +1960,7 @@
 </file>
 
 <file path=customXml/itemProps1.xml><?xml version="1.0" encoding="utf-8"?>
-<ds:datastoreItem xmlns:ds="http://schemas.openxmlformats.org/officeDocument/2006/customXml" ds:itemID="{3999F924-A107-456E-83DB-868D257AA6F5}">
+<ds:datastoreItem xmlns:ds="http://schemas.openxmlformats.org/officeDocument/2006/customXml" ds:itemID="{D26F262C-6A77-42AE-A4C0-BE20E25AF59F}">
   <ds:schemaRefs>
     <ds:schemaRef ds:uri="http://schemas.openxmlformats.org/officeDocument/2006/bibliography"/>
   </ds:schemaRefs>
